--- a/docs/PsyClaw使用白皮书_v0.21.0.docx
+++ b/docs/PsyClaw使用白皮书_v0.21.0.docx
@@ -1273,7 +1273,7 @@
           <w:i w:val="0"/>
           <w:sz w:val="21"/>
         </w:rPr>
-        <w:t>全离线整包使用方式:拷贝至目标机器,解压后执行其中的 install.sh。目标机器仅需具备 Python 3.11 及以上版本。</w:t>
+        <w:t>全离线整包使用方式:拷贝至目标机器,解压后按平台执行其中的装机脚本——macOS 与 Linux 运行 install.sh(sh install.sh),Windows 则右键 install.ps1 选择「使用 PowerShell 运行」。两者仅需目标机器已具备 Python 3.11 及以上版本;整包为纯 Python 包,同一份文件在两类系统通用。</w:t>
       </w:r>
     </w:p>
     <w:p>
